--- a/2702253862 - Ferdinand Thionardi - WORKFLOW DEV SEC OPS PIPELINE.docx
+++ b/2702253862 - Ferdinand Thionardi - WORKFLOW DEV SEC OPS PIPELINE.docx
@@ -975,7 +975,35 @@
         <w:rPr>
           <w:lang w:val="en-US"/>
         </w:rPr>
-        <w:t>Dengan pendekatan ini, pembagian tugas administrasi server dan networking menjadi sangat rapi. Pekerjaan tidak saling tindih (berkat Git Feature Branch) dan setiap konfigurasi Docker dipastikan aman dari celah siber tingkat tinggi sebelum dijalankan di server environment (berkat otomatisasi DevSecOps GitHub Actions).</w:t>
+        <w:t>Manajemen Kolaborasi (Git Workflow): Menggunakan Feature Branching Model dengan pemisahan branch (main, staging, dan feature) untuk mengisolasi pengerjaan setiap individu. Alur ini secara efektif mencegah bentrok kode (conflict) dan mewajibkan setiap perubahan melewati tahap integrasi serta pengujian di lingkungan staging sebelum digabungkan secara final.</w:t>
+      </w:r>
+    </w:p>
+    <w:p>
+      <w:pPr>
+        <w:pStyle w:val="style0"/>
+        <w:rPr>
+          <w:lang w:val="en-US"/>
+        </w:rPr>
+      </w:pPr>
+      <w:r>
+        <w:rPr>
+          <w:lang w:val="en-US"/>
+        </w:rPr>
+        <w:t>Otomatisasi dan Keamanan (DevSecOps Pipeline): Mengimplementasikan GitHub Actions untuk menjalankan prinsip shift-left security. Pipeline bekerja secara otomatis pada setiap pembaruan kode untuk melakukan validasi sintaks (Linting), pemindaian statis kode (SAST), dan analisis kerentanan pada image Docker (SCA). Sistem akan memblokir proses integrasi jika ditemukan celah keamanan kritis.</w:t>
+      </w:r>
+    </w:p>
+    <w:p>
+      <w:pPr>
+        <w:pStyle w:val="style0"/>
+        <w:rPr>
+          <w:lang w:val="en-US"/>
+        </w:rPr>
+      </w:pPr>
+      <w:r>
+        <w:rPr>
+          <w:lang w:val="en-US"/>
+        </w:rPr>
+        <w:t>Secara keseluruhan, integrasi kedua metode ini menjamin bahwa konfigurasi administrasi server dan jaringan tidak hanya beroperasi secara fungsional, tetapi juga dikelola secara terstruktur, terhindar dari tumpang tindih pekerjaan, dan teruji keamanannya sejak awal fase pengembangan.</w:t>
       </w:r>
     </w:p>
     <w:p>
